--- a/dosyalar/bep/arapca-5-sinif-bep-yazili.docx
+++ b/dosyalar/bep/arapca-5-sinif-bep-yazili.docx
@@ -1656,7 +1656,7 @@
           <w:rtl/>
           <w:lang w:bidi="ar-SA"/>
         </w:rPr>
-        <w:t xml:space="preserve"> يا مُعَلِّمي.</w:t>
+        <w:t xml:space="preserve"> يا مُعَلِّمي.</w:t>
       </w:r>
     </w:p>
     <w:p>
@@ -8706,7 +8706,7 @@
                 <w:rtl/>
                 <w:lang w:bidi="ar-SA"/>
               </w:rPr>
-              <w:t xml:space="preserve">أَيْنَ</w:t>
+              <w:t xml:space="preserve">أَيْن</w:t>
             </w:r>
           </w:p>
         </w:tc>
@@ -8927,7 +8927,7 @@
           <w:rtl/>
           <w:lang w:bidi="ar-SA"/>
         </w:rPr>
-        <w:t xml:space="preserve"> أَحْمَدُ.</w:t>
+        <w:t xml:space="preserve"> أَحْمَد.</w:t>
       </w:r>
     </w:p>
     <w:p>
@@ -8990,7 +8990,7 @@
           <w:rtl/>
           <w:lang w:bidi="ar-SA"/>
         </w:rPr>
-        <w:t xml:space="preserve"> مَرْيَمُ.</w:t>
+        <w:t xml:space="preserve"> مَرْيَم.</w:t>
       </w:r>
     </w:p>
     <w:p>
@@ -10336,7 +10336,7 @@
                 <w:rtl/>
                 <w:lang w:bidi="ar-SA"/>
               </w:rPr>
-              <w:t xml:space="preserve">غُرْفَةُ النَّوْم</w:t>
+              <w:t xml:space="preserve">غُرْفَةُ النَّوْم</w:t>
             </w:r>
           </w:p>
         </w:tc>
@@ -15334,7 +15334,7 @@
           <w:sz w:val="18"/>
           <w:szCs w:val="18"/>
         </w:rPr>
-        <w:t xml:space="preserve">1) اِسْمُهُ  ·  2) اِسْمُها  ·  3) بَيْتي  ·  4) أَيْنَ</w:t>
+        <w:t xml:space="preserve">1) اِسْمُهُ  ·  2) اِسْمُها  ·  3) بَيْتي  ·  4) أَيْن</w:t>
       </w:r>
     </w:p>
     <w:p>
@@ -15404,7 +15404,7 @@
           <w:sz w:val="18"/>
           <w:szCs w:val="18"/>
         </w:rPr>
-        <w:t xml:space="preserve">بَيْت = ev  ·  بَيْتي = evim  ·  غُرْفَةُ الجُلوس = oturma odası  ·  غُرْفَةُ النَّوْم = yatak odası</w:t>
+        <w:t xml:space="preserve">بَيْت = ev  ·  بَيْتي = evim  ·  غُرْفَةُ الجُلوس = oturma odası  ·  غُرْفَةُ النَّوْم = yatak odası</w:t>
       </w:r>
     </w:p>
     <w:p>

--- a/dosyalar/bep/arapca-5-sinif-bep-yazili.docx
+++ b/dosyalar/bep/arapca-5-sinif-bep-yazili.docx
@@ -14623,7 +14623,7 @@
                 <w:sz w:val="18"/>
                 <w:szCs w:val="18"/>
               </w:rPr>
-              <w:t xml:space="preserve">2026-2027 · Arapça Dersi · 5. Sınıf · 2025 Arapça Dersi Öğretim Programı (5-8. sınıflar)</w:t>
+              <w:t xml:space="preserve">2026-2027 · Arapça Dersi · 5. Sınıf · Arapça Dersi Öğretim Programı (5-8. sınıflar)</w:t>
             </w:r>
           </w:p>
         </w:tc>
